--- a/module-1/Benko-Assignment1_2.docx
+++ b/module-1/Benko-Assignment1_2.docx
@@ -346,15 +346,16 @@
       <w:r>
         <w:rPr>
           <w:rFonts w:ascii="Calibri" w:hAnsi="Calibri" w:cs="Calibri"/>
-          <w:noProof/>
+          <w:b/>
+          <w:bCs/>
           <w:sz w:val="22"/>
           <w:szCs w:val="22"/>
         </w:rPr>
         <w:drawing>
-          <wp:inline distT="0" distB="0" distL="0" distR="0" wp14:anchorId="4B9BAE11" wp14:editId="64037B10">
-            <wp:extent cx="5943600" cy="1586230"/>
+          <wp:inline distT="0" distB="0" distL="0" distR="0" wp14:anchorId="78FE974D" wp14:editId="7D193A38">
+            <wp:extent cx="5943600" cy="1472565"/>
             <wp:effectExtent l="0" t="0" r="0" b="0"/>
-            <wp:docPr id="2012491892" name="Picture 1"/>
+            <wp:docPr id="297600924" name="Picture 1"/>
             <wp:cNvGraphicFramePr>
               <a:graphicFrameLocks xmlns:a="http://schemas.openxmlformats.org/drawingml/2006/main" noChangeAspect="1"/>
             </wp:cNvGraphicFramePr>
@@ -362,7 +363,7 @@
               <a:graphicData uri="http://schemas.openxmlformats.org/drawingml/2006/picture">
                 <pic:pic xmlns:pic="http://schemas.openxmlformats.org/drawingml/2006/picture">
                   <pic:nvPicPr>
-                    <pic:cNvPr id="2012491892" name=""/>
+                    <pic:cNvPr id="297600924" name=""/>
                     <pic:cNvPicPr/>
                   </pic:nvPicPr>
                   <pic:blipFill>
@@ -374,7 +375,7 @@
                   <pic:spPr>
                     <a:xfrm>
                       <a:off x="0" y="0"/>
-                      <a:ext cx="5943600" cy="1586230"/>
+                      <a:ext cx="5943600" cy="1472565"/>
                     </a:xfrm>
                     <a:prstGeom prst="rect">
                       <a:avLst/>
